--- a/tillsyn/A 19251-2025 tillsynsbegäran.docx
+++ b/tillsyn/A 19251-2025 tillsynsbegäran.docx
@@ -396,7 +396,7 @@
     <w:r>
       <w:tab/>
       <w:tab/>
-      <w:t>2025-05-03</w:t>
+      <w:t>2025-05-04</w:t>
       <w:br/>
       <w:br/>
     </w:r>

--- a/tillsyn/A 19251-2025 tillsynsbegäran.docx
+++ b/tillsyn/A 19251-2025 tillsynsbegäran.docx
@@ -396,7 +396,7 @@
     <w:r>
       <w:tab/>
       <w:tab/>
-      <w:t>2025-05-04</w:t>
+      <w:t>2025-05-06</w:t>
       <w:br/>
       <w:br/>
     </w:r>

--- a/tillsyn/A 19251-2025 tillsynsbegäran.docx
+++ b/tillsyn/A 19251-2025 tillsynsbegäran.docx
@@ -396,7 +396,7 @@
     <w:r>
       <w:tab/>
       <w:tab/>
-      <w:t>2025-05-06</w:t>
+      <w:t>2025-05-07</w:t>
       <w:br/>
       <w:br/>
     </w:r>

--- a/tillsyn/A 19251-2025 tillsynsbegäran.docx
+++ b/tillsyn/A 19251-2025 tillsynsbegäran.docx
@@ -396,7 +396,7 @@
     <w:r>
       <w:tab/>
       <w:tab/>
-      <w:t>2025-05-07</w:t>
+      <w:t>2025-05-08</w:t>
       <w:br/>
       <w:br/>
     </w:r>

--- a/tillsyn/A 19251-2025 tillsynsbegäran.docx
+++ b/tillsyn/A 19251-2025 tillsynsbegäran.docx
@@ -396,7 +396,7 @@
     <w:r>
       <w:tab/>
       <w:tab/>
-      <w:t>2025-05-08</w:t>
+      <w:t>2025-05-09</w:t>
       <w:br/>
       <w:br/>
     </w:r>

--- a/tillsyn/A 19251-2025 tillsynsbegäran.docx
+++ b/tillsyn/A 19251-2025 tillsynsbegäran.docx
@@ -396,7 +396,7 @@
     <w:r>
       <w:tab/>
       <w:tab/>
-      <w:t>2025-05-09</w:t>
+      <w:t>2025-05-10</w:t>
       <w:br/>
       <w:br/>
     </w:r>

--- a/tillsyn/A 19251-2025 tillsynsbegäran.docx
+++ b/tillsyn/A 19251-2025 tillsynsbegäran.docx
@@ -396,7 +396,7 @@
     <w:r>
       <w:tab/>
       <w:tab/>
-      <w:t>2025-05-10</w:t>
+      <w:t>2025-05-11</w:t>
       <w:br/>
       <w:br/>
     </w:r>

--- a/tillsyn/A 19251-2025 tillsynsbegäran.docx
+++ b/tillsyn/A 19251-2025 tillsynsbegäran.docx
@@ -396,7 +396,7 @@
     <w:r>
       <w:tab/>
       <w:tab/>
-      <w:t>2025-05-11</w:t>
+      <w:t>2025-05-12</w:t>
       <w:br/>
       <w:br/>
     </w:r>

--- a/tillsyn/A 19251-2025 tillsynsbegäran.docx
+++ b/tillsyn/A 19251-2025 tillsynsbegäran.docx
@@ -396,7 +396,7 @@
     <w:r>
       <w:tab/>
       <w:tab/>
-      <w:t>2025-05-12</w:t>
+      <w:t>2025-05-13</w:t>
       <w:br/>
       <w:br/>
     </w:r>

--- a/tillsyn/A 19251-2025 tillsynsbegäran.docx
+++ b/tillsyn/A 19251-2025 tillsynsbegäran.docx
@@ -396,7 +396,7 @@
     <w:r>
       <w:tab/>
       <w:tab/>
-      <w:t>2025-05-13</w:t>
+      <w:t>2025-05-14</w:t>
       <w:br/>
       <w:br/>
     </w:r>

--- a/tillsyn/A 19251-2025 tillsynsbegäran.docx
+++ b/tillsyn/A 19251-2025 tillsynsbegäran.docx
@@ -396,7 +396,7 @@
     <w:r>
       <w:tab/>
       <w:tab/>
-      <w:t>2025-05-14</w:t>
+      <w:t>2025-05-15</w:t>
       <w:br/>
       <w:br/>
     </w:r>

--- a/tillsyn/A 19251-2025 tillsynsbegäran.docx
+++ b/tillsyn/A 19251-2025 tillsynsbegäran.docx
@@ -396,7 +396,7 @@
     <w:r>
       <w:tab/>
       <w:tab/>
-      <w:t>2025-05-15</w:t>
+      <w:t>2025-05-16</w:t>
       <w:br/>
       <w:br/>
     </w:r>

--- a/tillsyn/A 19251-2025 tillsynsbegäran.docx
+++ b/tillsyn/A 19251-2025 tillsynsbegäran.docx
@@ -396,7 +396,7 @@
     <w:r>
       <w:tab/>
       <w:tab/>
-      <w:t>2025-05-16</w:t>
+      <w:t>2025-05-17</w:t>
       <w:br/>
       <w:br/>
     </w:r>

--- a/tillsyn/A 19251-2025 tillsynsbegäran.docx
+++ b/tillsyn/A 19251-2025 tillsynsbegäran.docx
@@ -396,7 +396,7 @@
     <w:r>
       <w:tab/>
       <w:tab/>
-      <w:t>2025-05-17</w:t>
+      <w:t>2025-05-18</w:t>
       <w:br/>
       <w:br/>
     </w:r>

--- a/tillsyn/A 19251-2025 tillsynsbegäran.docx
+++ b/tillsyn/A 19251-2025 tillsynsbegäran.docx
@@ -35,7 +35,7 @@
     </w:p>
     <w:p>
       <w:r>
-        <w:t>I avverkningsanmälan har följande 6 naturvårdsarter hittats: rynkskinn (VU), garnlav (NT), granticka (NT), lunglav (NT), ullticka (NT) och vitgrynig nållav (NT). Av dessa är 6 rödlistade. För rödlistade arter har rödlistekategorin angivits inom parentes.</w:t>
+        <w:t>I avverkningsanmälan har följande 7 naturvårdsarter hittats: rynkskinn (VU), garnlav (NT), granticka (NT), lunglav (NT), rosenticka (NT), ullticka (NT) och vitgrynig nållav (NT). Av dessa är 7 rödlistade. För rödlistade arter har rödlistekategorin angivits inom parentes.</w:t>
       </w:r>
     </w:p>
     <w:p>
@@ -121,6 +121,17 @@
       </w:r>
       <w:r>
         <w:t xml:space="preserve"> är en av vårt lands främsta signalarter som överallt indikerar gamla lövträd, skogsbestånd med höga naturvärden och ekosystem med lång skoglig kontinuitet. Lokalt kan förekomsten vara mycket riklig men den hittas nästan enbart i gamla och ej slutavverkade skogar. Artens samtliga förekomster bör uppmärksammas från naturvårdssynpunkt, då många lokaler även hyser andra ovanliga och rödlistade arter. Rikliga förekomster bör skyddas med biotopskydd, frivilliga avsättningar eller reservat (SLU Artdatabanken, 2024; Nitare &amp; Skogsstyrelsen, 2019).</w:t>
+      </w:r>
+    </w:p>
+    <w:p>
+      <w:r>
+        <w:rPr>
+          <w:b/>
+        </w:rPr>
+        <w:t>Rosenticka (NT)</w:t>
+      </w:r>
+      <w:r>
+        <w:t>, rödlistad som nära hotad, ingår i en karaktäristisk association av vedsvampar som växer på gamla, grova granlågor i urskogsartade barrskogar. Den är placerad i toppen av Skogsstyrelsens värdepyramid för bedömning av skog med höga naturvärden och indikerar ett granskogsekosystem med långvarig kontinuitet av grova lågor. Artens beroende av grova granlågor innebär att alla skogsskötselåtgärder på eller i omedelbar närhet av lokalerna utgör ett hot på lång sikt. Det är angeläget att populationerna inte ytterligare glesas ut och ett tillräckligt antal områden där arten nu finns måste sparas för framtiden (Nitare &amp; Skogsstyrelsen, 2019; SLU Artdatabanken, 2024).</w:t>
       </w:r>
     </w:p>
     <w:p>
@@ -396,7 +407,7 @@
     <w:r>
       <w:tab/>
       <w:tab/>
-      <w:t>2025-05-18</w:t>
+      <w:t>2025-05-19</w:t>
       <w:br/>
       <w:br/>
     </w:r>

--- a/tillsyn/A 19251-2025 tillsynsbegäran.docx
+++ b/tillsyn/A 19251-2025 tillsynsbegäran.docx
@@ -407,7 +407,7 @@
     <w:r>
       <w:tab/>
       <w:tab/>
-      <w:t>2025-05-19</w:t>
+      <w:t>2025-05-20</w:t>
       <w:br/>
       <w:br/>
     </w:r>

--- a/tillsyn/A 19251-2025 tillsynsbegäran.docx
+++ b/tillsyn/A 19251-2025 tillsynsbegäran.docx
@@ -407,7 +407,7 @@
     <w:r>
       <w:tab/>
       <w:tab/>
-      <w:t>2025-05-20</w:t>
+      <w:t>2025-05-21</w:t>
       <w:br/>
       <w:br/>
     </w:r>

--- a/tillsyn/A 19251-2025 tillsynsbegäran.docx
+++ b/tillsyn/A 19251-2025 tillsynsbegäran.docx
@@ -407,7 +407,7 @@
     <w:r>
       <w:tab/>
       <w:tab/>
-      <w:t>2025-05-21</w:t>
+      <w:t>2025-05-22</w:t>
       <w:br/>
       <w:br/>
     </w:r>

--- a/tillsyn/A 19251-2025 tillsynsbegäran.docx
+++ b/tillsyn/A 19251-2025 tillsynsbegäran.docx
@@ -407,7 +407,7 @@
     <w:r>
       <w:tab/>
       <w:tab/>
-      <w:t>2025-05-22</w:t>
+      <w:t>2025-05-23</w:t>
       <w:br/>
       <w:br/>
     </w:r>

--- a/tillsyn/A 19251-2025 tillsynsbegäran.docx
+++ b/tillsyn/A 19251-2025 tillsynsbegäran.docx
@@ -407,7 +407,7 @@
     <w:r>
       <w:tab/>
       <w:tab/>
-      <w:t>2025-05-23</w:t>
+      <w:t>2025-05-24</w:t>
       <w:br/>
       <w:br/>
     </w:r>

--- a/tillsyn/A 19251-2025 tillsynsbegäran.docx
+++ b/tillsyn/A 19251-2025 tillsynsbegäran.docx
@@ -407,7 +407,7 @@
     <w:r>
       <w:tab/>
       <w:tab/>
-      <w:t>2025-05-24</w:t>
+      <w:t>2025-05-25</w:t>
       <w:br/>
       <w:br/>
     </w:r>

--- a/tillsyn/A 19251-2025 tillsynsbegäran.docx
+++ b/tillsyn/A 19251-2025 tillsynsbegäran.docx
@@ -407,7 +407,7 @@
     <w:r>
       <w:tab/>
       <w:tab/>
-      <w:t>2025-05-25</w:t>
+      <w:t>2025-05-26</w:t>
       <w:br/>
       <w:br/>
     </w:r>

--- a/tillsyn/A 19251-2025 tillsynsbegäran.docx
+++ b/tillsyn/A 19251-2025 tillsynsbegäran.docx
@@ -407,7 +407,7 @@
     <w:r>
       <w:tab/>
       <w:tab/>
-      <w:t>2025-05-26</w:t>
+      <w:t>2025-05-27</w:t>
       <w:br/>
       <w:br/>
     </w:r>

--- a/tillsyn/A 19251-2025 tillsynsbegäran.docx
+++ b/tillsyn/A 19251-2025 tillsynsbegäran.docx
@@ -407,7 +407,7 @@
     <w:r>
       <w:tab/>
       <w:tab/>
-      <w:t>2025-05-27</w:t>
+      <w:t>2025-05-30</w:t>
       <w:br/>
       <w:br/>
     </w:r>

--- a/tillsyn/A 19251-2025 tillsynsbegäran.docx
+++ b/tillsyn/A 19251-2025 tillsynsbegäran.docx
@@ -407,7 +407,7 @@
     <w:r>
       <w:tab/>
       <w:tab/>
-      <w:t>2025-05-30</w:t>
+      <w:t>2025-06-01</w:t>
       <w:br/>
       <w:br/>
     </w:r>

--- a/tillsyn/A 19251-2025 tillsynsbegäran.docx
+++ b/tillsyn/A 19251-2025 tillsynsbegäran.docx
@@ -407,7 +407,7 @@
     <w:r>
       <w:tab/>
       <w:tab/>
-      <w:t>2025-06-01</w:t>
+      <w:t>2025-06-02</w:t>
       <w:br/>
       <w:br/>
     </w:r>

--- a/tillsyn/A 19251-2025 tillsynsbegäran.docx
+++ b/tillsyn/A 19251-2025 tillsynsbegäran.docx
@@ -407,7 +407,7 @@
     <w:r>
       <w:tab/>
       <w:tab/>
-      <w:t>2025-06-02</w:t>
+      <w:t>2025-06-03</w:t>
       <w:br/>
       <w:br/>
     </w:r>

--- a/tillsyn/A 19251-2025 tillsynsbegäran.docx
+++ b/tillsyn/A 19251-2025 tillsynsbegäran.docx
@@ -407,7 +407,7 @@
     <w:r>
       <w:tab/>
       <w:tab/>
-      <w:t>2025-06-03</w:t>
+      <w:t>2025-06-04</w:t>
       <w:br/>
       <w:br/>
     </w:r>

--- a/tillsyn/A 19251-2025 tillsynsbegäran.docx
+++ b/tillsyn/A 19251-2025 tillsynsbegäran.docx
@@ -407,7 +407,7 @@
     <w:r>
       <w:tab/>
       <w:tab/>
-      <w:t>2025-06-04</w:t>
+      <w:t>2025-06-05</w:t>
       <w:br/>
       <w:br/>
     </w:r>

--- a/tillsyn/A 19251-2025 tillsynsbegäran.docx
+++ b/tillsyn/A 19251-2025 tillsynsbegäran.docx
@@ -407,7 +407,7 @@
     <w:r>
       <w:tab/>
       <w:tab/>
-      <w:t>2025-06-05</w:t>
+      <w:t>2025-06-13</w:t>
       <w:br/>
       <w:br/>
     </w:r>

--- a/tillsyn/A 19251-2025 tillsynsbegäran.docx
+++ b/tillsyn/A 19251-2025 tillsynsbegäran.docx
@@ -407,7 +407,7 @@
     <w:r>
       <w:tab/>
       <w:tab/>
-      <w:t>2025-06-13</w:t>
+      <w:t>2025-06-15</w:t>
       <w:br/>
       <w:br/>
     </w:r>

--- a/tillsyn/A 19251-2025 tillsynsbegäran.docx
+++ b/tillsyn/A 19251-2025 tillsynsbegäran.docx
@@ -407,7 +407,7 @@
     <w:r>
       <w:tab/>
       <w:tab/>
-      <w:t>2025-06-15</w:t>
+      <w:t>2025-06-16</w:t>
       <w:br/>
       <w:br/>
     </w:r>

--- a/tillsyn/A 19251-2025 tillsynsbegäran.docx
+++ b/tillsyn/A 19251-2025 tillsynsbegäran.docx
@@ -407,7 +407,7 @@
     <w:r>
       <w:tab/>
       <w:tab/>
-      <w:t>2025-06-16</w:t>
+      <w:t>2025-06-17</w:t>
       <w:br/>
       <w:br/>
     </w:r>

--- a/tillsyn/A 19251-2025 tillsynsbegäran.docx
+++ b/tillsyn/A 19251-2025 tillsynsbegäran.docx
@@ -407,7 +407,7 @@
     <w:r>
       <w:tab/>
       <w:tab/>
-      <w:t>2025-06-17</w:t>
+      <w:t>2025-06-18</w:t>
       <w:br/>
       <w:br/>
     </w:r>

--- a/tillsyn/A 19251-2025 tillsynsbegäran.docx
+++ b/tillsyn/A 19251-2025 tillsynsbegäran.docx
@@ -407,7 +407,7 @@
     <w:r>
       <w:tab/>
       <w:tab/>
-      <w:t>2025-06-18</w:t>
+      <w:t>2025-06-19</w:t>
       <w:br/>
       <w:br/>
     </w:r>

--- a/tillsyn/A 19251-2025 tillsynsbegäran.docx
+++ b/tillsyn/A 19251-2025 tillsynsbegäran.docx
@@ -407,7 +407,7 @@
     <w:r>
       <w:tab/>
       <w:tab/>
-      <w:t>2025-06-19</w:t>
+      <w:t>2025-06-20</w:t>
       <w:br/>
       <w:br/>
     </w:r>

--- a/tillsyn/A 19251-2025 tillsynsbegäran.docx
+++ b/tillsyn/A 19251-2025 tillsynsbegäran.docx
@@ -407,7 +407,7 @@
     <w:r>
       <w:tab/>
       <w:tab/>
-      <w:t>2025-06-20</w:t>
+      <w:t>2025-06-21</w:t>
       <w:br/>
       <w:br/>
     </w:r>

--- a/tillsyn/A 19251-2025 tillsynsbegäran.docx
+++ b/tillsyn/A 19251-2025 tillsynsbegäran.docx
@@ -407,7 +407,7 @@
     <w:r>
       <w:tab/>
       <w:tab/>
-      <w:t>2025-06-21</w:t>
+      <w:t>2025-06-22</w:t>
       <w:br/>
       <w:br/>
     </w:r>

--- a/tillsyn/A 19251-2025 tillsynsbegäran.docx
+++ b/tillsyn/A 19251-2025 tillsynsbegäran.docx
@@ -407,7 +407,7 @@
     <w:r>
       <w:tab/>
       <w:tab/>
-      <w:t>2025-06-22</w:t>
+      <w:t>2025-06-23</w:t>
       <w:br/>
       <w:br/>
     </w:r>

--- a/tillsyn/A 19251-2025 tillsynsbegäran.docx
+++ b/tillsyn/A 19251-2025 tillsynsbegäran.docx
@@ -407,7 +407,7 @@
     <w:r>
       <w:tab/>
       <w:tab/>
-      <w:t>2025-06-23</w:t>
+      <w:t>2025-06-24</w:t>
       <w:br/>
       <w:br/>
     </w:r>

--- a/tillsyn/A 19251-2025 tillsynsbegäran.docx
+++ b/tillsyn/A 19251-2025 tillsynsbegäran.docx
@@ -407,7 +407,7 @@
     <w:r>
       <w:tab/>
       <w:tab/>
-      <w:t>2025-06-24</w:t>
+      <w:t>2025-06-25</w:t>
       <w:br/>
       <w:br/>
     </w:r>

--- a/tillsyn/A 19251-2025 tillsynsbegäran.docx
+++ b/tillsyn/A 19251-2025 tillsynsbegäran.docx
@@ -407,7 +407,7 @@
     <w:r>
       <w:tab/>
       <w:tab/>
-      <w:t>2025-06-25</w:t>
+      <w:t>2025-06-26</w:t>
       <w:br/>
       <w:br/>
     </w:r>

--- a/tillsyn/A 19251-2025 tillsynsbegäran.docx
+++ b/tillsyn/A 19251-2025 tillsynsbegäran.docx
@@ -407,7 +407,7 @@
     <w:r>
       <w:tab/>
       <w:tab/>
-      <w:t>2025-06-26</w:t>
+      <w:t>2025-06-27</w:t>
       <w:br/>
       <w:br/>
     </w:r>

--- a/tillsyn/A 19251-2025 tillsynsbegäran.docx
+++ b/tillsyn/A 19251-2025 tillsynsbegäran.docx
@@ -407,7 +407,7 @@
     <w:r>
       <w:tab/>
       <w:tab/>
-      <w:t>2025-06-27</w:t>
+      <w:t>2025-06-28</w:t>
       <w:br/>
       <w:br/>
     </w:r>

--- a/tillsyn/A 19251-2025 tillsynsbegäran.docx
+++ b/tillsyn/A 19251-2025 tillsynsbegäran.docx
@@ -407,7 +407,7 @@
     <w:r>
       <w:tab/>
       <w:tab/>
-      <w:t>2025-06-28</w:t>
+      <w:t>2025-06-29</w:t>
       <w:br/>
       <w:br/>
     </w:r>

--- a/tillsyn/A 19251-2025 tillsynsbegäran.docx
+++ b/tillsyn/A 19251-2025 tillsynsbegäran.docx
@@ -407,7 +407,7 @@
     <w:r>
       <w:tab/>
       <w:tab/>
-      <w:t>2025-06-29</w:t>
+      <w:t>2025-06-30</w:t>
       <w:br/>
       <w:br/>
     </w:r>

--- a/tillsyn/A 19251-2025 tillsynsbegäran.docx
+++ b/tillsyn/A 19251-2025 tillsynsbegäran.docx
@@ -407,7 +407,7 @@
     <w:r>
       <w:tab/>
       <w:tab/>
-      <w:t>2025-06-30</w:t>
+      <w:t>2025-07-01</w:t>
       <w:br/>
       <w:br/>
     </w:r>

--- a/tillsyn/A 19251-2025 tillsynsbegäran.docx
+++ b/tillsyn/A 19251-2025 tillsynsbegäran.docx
@@ -407,7 +407,7 @@
     <w:r>
       <w:tab/>
       <w:tab/>
-      <w:t>2025-07-01</w:t>
+      <w:t>2025-07-02</w:t>
       <w:br/>
       <w:br/>
     </w:r>

--- a/tillsyn/A 19251-2025 tillsynsbegäran.docx
+++ b/tillsyn/A 19251-2025 tillsynsbegäran.docx
@@ -407,7 +407,7 @@
     <w:r>
       <w:tab/>
       <w:tab/>
-      <w:t>2025-07-02</w:t>
+      <w:t>2025-07-03</w:t>
       <w:br/>
       <w:br/>
     </w:r>

--- a/tillsyn/A 19251-2025 tillsynsbegäran.docx
+++ b/tillsyn/A 19251-2025 tillsynsbegäran.docx
@@ -407,7 +407,7 @@
     <w:r>
       <w:tab/>
       <w:tab/>
-      <w:t>2025-07-03</w:t>
+      <w:t>2025-07-04</w:t>
       <w:br/>
       <w:br/>
     </w:r>

--- a/tillsyn/A 19251-2025 tillsynsbegäran.docx
+++ b/tillsyn/A 19251-2025 tillsynsbegäran.docx
@@ -407,7 +407,7 @@
     <w:r>
       <w:tab/>
       <w:tab/>
-      <w:t>2025-07-04</w:t>
+      <w:t>2025-07-05</w:t>
       <w:br/>
       <w:br/>
     </w:r>

--- a/tillsyn/A 19251-2025 tillsynsbegäran.docx
+++ b/tillsyn/A 19251-2025 tillsynsbegäran.docx
@@ -407,7 +407,7 @@
     <w:r>
       <w:tab/>
       <w:tab/>
-      <w:t>2025-07-05</w:t>
+      <w:t>2025-07-06</w:t>
       <w:br/>
       <w:br/>
     </w:r>

--- a/tillsyn/A 19251-2025 tillsynsbegäran.docx
+++ b/tillsyn/A 19251-2025 tillsynsbegäran.docx
@@ -407,7 +407,7 @@
     <w:r>
       <w:tab/>
       <w:tab/>
-      <w:t>2025-07-06</w:t>
+      <w:t>2025-07-07</w:t>
       <w:br/>
       <w:br/>
     </w:r>

--- a/tillsyn/A 19251-2025 tillsynsbegäran.docx
+++ b/tillsyn/A 19251-2025 tillsynsbegäran.docx
@@ -407,7 +407,7 @@
     <w:r>
       <w:tab/>
       <w:tab/>
-      <w:t>2025-07-07</w:t>
+      <w:t>2025-07-08</w:t>
       <w:br/>
       <w:br/>
     </w:r>

--- a/tillsyn/A 19251-2025 tillsynsbegäran.docx
+++ b/tillsyn/A 19251-2025 tillsynsbegäran.docx
@@ -120,7 +120,25 @@
         <w:t>Lunglav (NT)</w:t>
       </w:r>
       <w:r>
-        <w:t xml:space="preserve"> är en av vårt lands främsta signalarter som överallt indikerar gamla lövträd, skogsbestånd med höga naturvärden och ekosystem med lång skoglig kontinuitet. Lokalt kan förekomsten vara mycket riklig men den hittas nästan enbart i gamla och ej slutavverkade skogar. Artens samtliga förekomster bör uppmärksammas från naturvårdssynpunkt, då många lokaler även hyser andra ovanliga och rödlistade arter. Rikliga förekomster bör skyddas med biotopskydd, frivilliga avsättningar eller reservat (SLU Artdatabanken, 2024; Nitare &amp; Skogsstyrelsen, 2019).</w:t>
+        <w:t xml:space="preserve"> är en av vårt lands främsta signalarter som överallt indikerar gamla lövträd, skogsbestånd med höga naturvärden och ekosystem med lång skoglig kontinuitet. Lokalt kan förekomsten vara mycket riklig men den hittas nästan enbart i gamla och ej slutavverkade skogar. Artens samtliga förekomster bör uppmärksammas från naturvårdssynpunkt, då många lokaler även hyser andra ovanliga och rödlistade arter. Rikliga förekomster bör skyddas med biotopskydd, frivilliga avsättningar eller reservat. Det finns ett antal sällsynta lavparasiter som växer på lunglav: lunglavsknapp (VU), skrovelmössing (DD), lunglavshårprick (DD), </w:t>
+      </w:r>
+      <w:r>
+        <w:rPr>
+          <w:i/>
+        </w:rPr>
+        <w:t>Calycina alstrupii</w:t>
+      </w:r>
+      <w:r>
+        <w:t xml:space="preserve"> (NA) och </w:t>
+      </w:r>
+      <w:r>
+        <w:rPr>
+          <w:i/>
+        </w:rPr>
+        <w:t>Chalara lobariae</w:t>
+      </w:r>
+      <w:r>
+        <w:t xml:space="preserve"> (NA) (SLU Artdatabanken, 2025; SLU Artdatabanken, 2024; Nitare &amp; Skogsstyrelsen, 2019).</w:t>
       </w:r>
     </w:p>
     <w:p>
@@ -222,7 +240,7 @@
         <w:t>Plectocarpon lichenum</w:t>
       </w:r>
       <w:r>
-        <w:t xml:space="preserve"> (VU). Det finns ytterligare två rödlistade parasiter vilka bara förekommer på lunglav, Skrovelmössing </w:t>
+        <w:t xml:space="preserve"> (VU). Det finns ytterligare ett antal parasiter vilka bara förekommer på lunglav: Skrovelmössing </w:t>
       </w:r>
       <w:r>
         <w:rPr>
@@ -240,7 +258,25 @@
         <w:t>Niesslia lobariae</w:t>
       </w:r>
       <w:r>
-        <w:t xml:space="preserve"> (rödlistad som Kunskapsbrist DD). Skrovelmössing (DD) har små svarta apothecier och bruna, 1-septerade sporer och Lunglavshårprick (DD) har brunhåriga perithecier och färglösa, 1-septerade sporer (SLU Artdatabanken, 2024; Nitare &amp; Skogsstyrelsen, 2019).</w:t>
+        <w:t xml:space="preserve"> (rödlistad som Kunskapsbrist DD). Skrovelmössing (DD) har små svarta apothecier och bruna, 1-septerade sporer och Lunglavshårprick (DD) har brunhåriga perithecier och färglösa, 1-septerade sporer. Nyligen har ytterligare två lavparasiter påträffats i Sverige som växer på lunglav: </w:t>
+      </w:r>
+      <w:r>
+        <w:rPr>
+          <w:i/>
+        </w:rPr>
+        <w:t>Calycina alstrupii</w:t>
+      </w:r>
+      <w:r>
+        <w:t xml:space="preserve"> (NA) och </w:t>
+      </w:r>
+      <w:r>
+        <w:rPr>
+          <w:i/>
+        </w:rPr>
+        <w:t>Chalara lobariae</w:t>
+      </w:r>
+      <w:r>
+        <w:t xml:space="preserve"> (NA) (SLU Artdatabanken, 2025; SLU Artdatabanken, 2024; Nitare &amp; Skogsstyrelsen, 2019).</w:t>
       </w:r>
     </w:p>
     <w:p>
@@ -277,6 +313,20 @@
       </w:r>
       <w:r>
         <w:t>SLU Artdatabanken, Uppsala.</w:t>
+      </w:r>
+    </w:p>
+    <w:p>
+      <w:r>
+        <w:t xml:space="preserve">SLU Artdatabanken, 2025. </w:t>
+      </w:r>
+      <w:r>
+        <w:rPr>
+          <w:i/>
+        </w:rPr>
+        <w:t xml:space="preserve">Över 20 nya lavparasiter för Sverige. </w:t>
+      </w:r>
+      <w:r>
+        <w:t>https://www.slu.se/artdatabanken/arter-och-natur/artiklar/over-20-nya-lavparasiter-for-sverige/</w:t>
       </w:r>
     </w:p>
     <w:sectPr>
@@ -407,7 +457,7 @@
     <w:r>
       <w:tab/>
       <w:tab/>
-      <w:t>2025-07-08</w:t>
+      <w:t>2025-07-09</w:t>
       <w:br/>
       <w:br/>
     </w:r>

--- a/tillsyn/A 19251-2025 tillsynsbegäran.docx
+++ b/tillsyn/A 19251-2025 tillsynsbegäran.docx
@@ -457,7 +457,7 @@
     <w:r>
       <w:tab/>
       <w:tab/>
-      <w:t>2025-07-09</w:t>
+      <w:t>2025-07-11</w:t>
       <w:br/>
       <w:br/>
     </w:r>

--- a/tillsyn/A 19251-2025 tillsynsbegäran.docx
+++ b/tillsyn/A 19251-2025 tillsynsbegäran.docx
@@ -457,7 +457,7 @@
     <w:r>
       <w:tab/>
       <w:tab/>
-      <w:t>2025-07-11</w:t>
+      <w:t>2025-07-12</w:t>
       <w:br/>
       <w:br/>
     </w:r>

--- a/tillsyn/A 19251-2025 tillsynsbegäran.docx
+++ b/tillsyn/A 19251-2025 tillsynsbegäran.docx
@@ -457,7 +457,7 @@
     <w:r>
       <w:tab/>
       <w:tab/>
-      <w:t>2025-07-12</w:t>
+      <w:t>2025-07-13</w:t>
       <w:br/>
       <w:br/>
     </w:r>

--- a/tillsyn/A 19251-2025 tillsynsbegäran.docx
+++ b/tillsyn/A 19251-2025 tillsynsbegäran.docx
@@ -457,7 +457,7 @@
     <w:r>
       <w:tab/>
       <w:tab/>
-      <w:t>2025-07-13</w:t>
+      <w:t>2025-07-14</w:t>
       <w:br/>
       <w:br/>
     </w:r>

--- a/tillsyn/A 19251-2025 tillsynsbegäran.docx
+++ b/tillsyn/A 19251-2025 tillsynsbegäran.docx
@@ -457,7 +457,7 @@
     <w:r>
       <w:tab/>
       <w:tab/>
-      <w:t>2025-08-06</w:t>
+      <w:t>2025-08-09</w:t>
       <w:br/>
       <w:br/>
     </w:r>
